--- a/00_总控宪章与自动化引擎/01_从0到1剧集全流程十大阶段把控标准专著/08_《第八阶段：专业文学剧本精修（8道硬断言）与文字彻底落实为画面（横向6列分镜）把控标准》.docx
+++ b/00_总控宪章与自动化引擎/01_从0到1剧集全流程十大阶段把控标准专著/08_《第八阶段：专业文学剧本精修（8道硬断言）与文字彻底落实为画面（横向6列分镜）把控标准》.docx
@@ -140,9 +140,6 @@
         </w:tc>
       </w:tr>
       <w:tr>
-        <w:trPr>
-          <w:cantSplit/>
-        </w:trPr>
         <w:tc>
           <w:tcPr>
             <w:tcW w:type="dxa" w:w="3096"/>
@@ -201,9 +198,6 @@
         </w:tc>
       </w:tr>
       <w:tr>
-        <w:trPr>
-          <w:cantSplit/>
-        </w:trPr>
         <w:tc>
           <w:tcPr>
             <w:tcW w:type="dxa" w:w="3096"/>
@@ -268,9 +262,6 @@
         </w:tc>
       </w:tr>
       <w:tr>
-        <w:trPr>
-          <w:cantSplit/>
-        </w:trPr>
         <w:tc>
           <w:tcPr>
             <w:tcW w:type="dxa" w:w="3096"/>
@@ -295,9 +286,9 @@
                 <w:color w:val="191919"/>
                 <w:sz w:val="19"/>
               </w:rPr>
-              <w:t>断言 8：零连续裸对白堆砌</w:t>
+              <w:t>断言 8：高信息量台词体系与零连续裸对白</w:t>
               <w:br/>
-              <w:t>（台词—微动作交替律）</w:t>
+              <w:t>（杜绝废话水词 · 台词推动剧情 · 微动作交替律）</w:t>
             </w:r>
           </w:p>
         </w:tc>
@@ -325,6 +316,8 @@
                 <w:color w:val="191919"/>
                 <w:sz w:val="19"/>
               </w:rPr>
+              <w:t>【台词含金量铁律】：严禁出现无信息量、不推动剧情、不外化潜台词的无效水词！每一句台词必须承担明确叙事功能（或直接推动情节转折、或埋设/回收关键线索、或通过说漏嘴/时间差破绽暴露底牌）；</w:t>
+              <w:br/>
               <w:t>【文字落实画面的核心铁律】：严禁出现连续两句以上没有动作神态穿插的“裸对白”！每两句台词之间，必须写出具体可见的【肢体微动作、眼神焦点转移、手部道具交互或呼吸停顿】，杜绝不可拍的抽象心理形容词。</w:t>
             </w:r>
           </w:p>
@@ -439,9 +432,6 @@
         </w:tc>
       </w:tr>
       <w:tr>
-        <w:trPr>
-          <w:cantSplit/>
-        </w:trPr>
         <w:tc>
           <w:tcPr>
             <w:tcW w:type="dxa" w:w="3096"/>
@@ -502,9 +492,6 @@
         </w:tc>
       </w:tr>
       <w:tr>
-        <w:trPr>
-          <w:cantSplit/>
-        </w:trPr>
         <w:tc>
           <w:tcPr>
             <w:tcW w:type="dxa" w:w="3096"/>
@@ -567,9 +554,6 @@
         </w:tc>
       </w:tr>
       <w:tr>
-        <w:trPr>
-          <w:cantSplit/>
-        </w:trPr>
         <w:tc>
           <w:tcPr>
             <w:tcW w:type="dxa" w:w="3096"/>

--- a/00_总控宪章与自动化引擎/01_从0到1剧集全流程十大阶段把控标准专著/08_《第八阶段：专业文学剧本精修（8道硬断言）与文字彻底落实为画面（横向6列分镜）把控标准》.docx
+++ b/00_总控宪章与自动化引擎/01_从0到1剧集全流程十大阶段把控标准专著/08_《第八阶段：专业文学剧本精修（8道硬断言）与文字彻底落实为画面（横向6列分镜）把控标准》.docx
@@ -614,6 +614,399 @@
         </w:tc>
       </w:tr>
     </w:tbl>
+    <w:p>
+      <w:pPr>
+        <w:spacing w:before="200" w:after="80" w:line="384" w:lineRule="auto"/>
+        <w:jc w:val="left"/>
+      </w:pPr>
+      <w:r>
+        <w:rPr>
+          <w:rFonts w:ascii="Arial" w:hAnsi="Arial" w:eastAsia="黑体"/>
+          <w:b/>
+          <w:color w:val="192D55"/>
+          <w:sz w:val="25"/>
+        </w:rPr>
+        <w:t>第三章　【台词与分镜实操工具】高信息量台词四维质检卡与横向6列导演分镜画面转化表</w:t>
+      </w:r>
+    </w:p>
+    <w:tbl>
+      <w:tblPr>
+        <w:tblStyle w:val="TableGrid"/>
+        <w:tblW w:type="auto" w:w="0"/>
+        <w:jc w:val="center"/>
+        <w:tblLayout w:type="fixed"/>
+        <w:tblLook w:firstColumn="1" w:firstRow="1" w:lastColumn="0" w:lastRow="0" w:noHBand="0" w:noVBand="1" w:val="04A0"/>
+      </w:tblPr>
+      <w:tblGrid>
+        <w:gridCol w:w="3456"/>
+        <w:gridCol w:w="3456"/>
+        <w:gridCol w:w="3456"/>
+      </w:tblGrid>
+      <w:tr>
+        <w:trPr>
+          <w:tblHeader/>
+          <w:cantSplit/>
+        </w:trPr>
+        <w:tc>
+          <w:tcPr>
+            <w:tcW w:type="dxa" w:w="2664"/>
+            <w:vAlign w:val="center"/>
+            <w:tcMar>
+              <w:top w:w="130" w:type="dxa"/>
+              <w:bottom w:w="130" w:type="dxa"/>
+              <w:left w:w="150" w:type="dxa"/>
+              <w:right w:w="150" w:type="dxa"/>
+            </w:tcMar>
+            <w:shd w:fill="1F3864"/>
+          </w:tcPr>
+          <w:p>
+            <w:pPr>
+              <w:spacing w:before="40" w:after="40" w:line="312" w:lineRule="auto"/>
+              <w:jc w:val="center"/>
+            </w:pPr>
+            <w:r/>
+            <w:r>
+              <w:rPr>
+                <w:rFonts w:ascii="Arial" w:hAnsi="Arial" w:eastAsia="黑体"/>
+                <w:b/>
+                <w:color w:val="FFFFFF"/>
+                <w:sz w:val="19"/>
+              </w:rPr>
+              <w:t>实操把控与自检维度</w:t>
+            </w:r>
+          </w:p>
+        </w:tc>
+        <w:tc>
+          <w:tcPr>
+            <w:tcW w:type="dxa" w:w="4104"/>
+            <w:vAlign w:val="center"/>
+            <w:tcMar>
+              <w:top w:w="130" w:type="dxa"/>
+              <w:bottom w:w="130" w:type="dxa"/>
+              <w:left w:w="150" w:type="dxa"/>
+              <w:right w:w="150" w:type="dxa"/>
+            </w:tcMar>
+            <w:shd w:fill="1F3864"/>
+          </w:tcPr>
+          <w:p>
+            <w:pPr>
+              <w:spacing w:before="40" w:after="40" w:line="312" w:lineRule="auto"/>
+              <w:jc w:val="center"/>
+            </w:pPr>
+            <w:r/>
+            <w:r>
+              <w:rPr>
+                <w:rFonts w:ascii="Arial" w:hAnsi="Arial" w:eastAsia="黑体"/>
+                <w:b/>
+                <w:color w:val="FFFFFF"/>
+                <w:sz w:val="19"/>
+              </w:rPr>
+              <w:t>工业级执行标准与质检清单（Checklist）</w:t>
+            </w:r>
+          </w:p>
+        </w:tc>
+        <w:tc>
+          <w:tcPr>
+            <w:tcW w:type="dxa" w:w="3600"/>
+            <w:vAlign w:val="center"/>
+            <w:tcMar>
+              <w:top w:w="130" w:type="dxa"/>
+              <w:bottom w:w="130" w:type="dxa"/>
+              <w:left w:w="150" w:type="dxa"/>
+              <w:right w:w="150" w:type="dxa"/>
+            </w:tcMar>
+            <w:shd w:fill="1F3864"/>
+          </w:tcPr>
+          <w:p>
+            <w:pPr>
+              <w:spacing w:before="40" w:after="40" w:line="312" w:lineRule="auto"/>
+              <w:jc w:val="center"/>
+            </w:pPr>
+            <w:r/>
+            <w:r>
+              <w:rPr>
+                <w:rFonts w:ascii="Arial" w:hAnsi="Arial" w:eastAsia="黑体"/>
+                <w:b/>
+                <w:color w:val="FFFFFF"/>
+                <w:sz w:val="19"/>
+              </w:rPr>
+              <w:t>新剧项目落地填写区</w:t>
+            </w:r>
+          </w:p>
+        </w:tc>
+      </w:tr>
+      <w:tr>
+        <w:tc>
+          <w:tcPr>
+            <w:tcW w:type="dxa" w:w="2664"/>
+            <w:vAlign w:val="center"/>
+            <w:tcMar>
+              <w:top w:w="105" w:type="dxa"/>
+              <w:bottom w:w="105" w:type="dxa"/>
+              <w:left w:w="145" w:type="dxa"/>
+              <w:right w:w="145" w:type="dxa"/>
+            </w:tcMar>
+          </w:tcPr>
+          <w:p>
+            <w:pPr>
+              <w:spacing w:before="40" w:after="40" w:line="341" w:lineRule="auto"/>
+              <w:jc w:val="left"/>
+            </w:pPr>
+            <w:r/>
+            <w:r>
+              <w:rPr>
+                <w:rFonts w:ascii="Times New Roman" w:hAnsi="Times New Roman" w:eastAsia="宋体"/>
+                <w:b/>
+                <w:color w:val="191919"/>
+                <w:sz w:val="19"/>
+              </w:rPr>
+              <w:t>1. 高信息量台词四维把控铁律</w:t>
+            </w:r>
+          </w:p>
+        </w:tc>
+        <w:tc>
+          <w:tcPr>
+            <w:tcW w:type="dxa" w:w="4104"/>
+            <w:vAlign w:val="center"/>
+            <w:tcMar>
+              <w:top w:w="105" w:type="dxa"/>
+              <w:bottom w:w="105" w:type="dxa"/>
+              <w:left w:w="145" w:type="dxa"/>
+              <w:right w:w="145" w:type="dxa"/>
+            </w:tcMar>
+          </w:tcPr>
+          <w:p>
+            <w:pPr>
+              <w:spacing w:before="40" w:after="40" w:line="341" w:lineRule="auto"/>
+              <w:jc w:val="left"/>
+            </w:pPr>
+            <w:r/>
+            <w:r>
+              <w:rPr>
+                <w:rFonts w:ascii="Times New Roman" w:hAnsi="Times New Roman" w:eastAsia="宋体"/>
+                <w:b w:val="0"/>
+                <w:color w:val="191919"/>
+                <w:sz w:val="19"/>
+              </w:rPr>
+              <w:t>① 零无效废话水词（删掉任何一句都会影响剧情或人物）；② 台词直接推动剧情转折（如说漏嘴、时间差破绽、攻心话术）；③ 富含双关反讽与潜台词；④ 严格执行“一句对白＋一段微动作”交替律（max_consec == 1）。</w:t>
+            </w:r>
+          </w:p>
+        </w:tc>
+        <w:tc>
+          <w:tcPr>
+            <w:tcW w:type="dxa" w:w="3600"/>
+            <w:vAlign w:val="center"/>
+            <w:tcMar>
+              <w:top w:w="105" w:type="dxa"/>
+              <w:bottom w:w="105" w:type="dxa"/>
+              <w:left w:w="145" w:type="dxa"/>
+              <w:right w:w="145" w:type="dxa"/>
+            </w:tcMar>
+          </w:tcPr>
+          <w:p>
+            <w:pPr>
+              <w:spacing w:before="40" w:after="40" w:line="341" w:lineRule="auto"/>
+              <w:jc w:val="left"/>
+            </w:pPr>
+            <w:r/>
+            <w:r>
+              <w:rPr>
+                <w:rFonts w:ascii="Times New Roman" w:hAnsi="Times New Roman" w:eastAsia="宋体"/>
+                <w:b w:val="0"/>
+                <w:color w:val="191919"/>
+                <w:sz w:val="19"/>
+              </w:rPr>
+              <w:t>□ 全集无连续2句以上裸对白堆砌</w:t>
+              <w:br/>
+              <w:t>□ 关键对白兼具表层义与潜台词</w:t>
+              <w:br/>
+              <w:t>□ 台词失误/破绽直接驱动下场戏</w:t>
+            </w:r>
+          </w:p>
+        </w:tc>
+      </w:tr>
+      <w:tr>
+        <w:tc>
+          <w:tcPr>
+            <w:tcW w:type="dxa" w:w="2664"/>
+            <w:vAlign w:val="center"/>
+            <w:tcMar>
+              <w:top w:w="105" w:type="dxa"/>
+              <w:bottom w:w="105" w:type="dxa"/>
+              <w:left w:w="145" w:type="dxa"/>
+              <w:right w:w="145" w:type="dxa"/>
+            </w:tcMar>
+            <w:shd w:fill="F7FAFC"/>
+          </w:tcPr>
+          <w:p>
+            <w:pPr>
+              <w:spacing w:before="40" w:after="40" w:line="341" w:lineRule="auto"/>
+              <w:jc w:val="left"/>
+            </w:pPr>
+            <w:r/>
+            <w:r>
+              <w:rPr>
+                <w:rFonts w:ascii="Times New Roman" w:hAnsi="Times New Roman" w:eastAsia="宋体"/>
+                <w:b/>
+                <w:color w:val="191919"/>
+                <w:sz w:val="19"/>
+              </w:rPr>
+              <w:t>2. 从文字彻底落实为画面转化工程</w:t>
+            </w:r>
+          </w:p>
+        </w:tc>
+        <w:tc>
+          <w:tcPr>
+            <w:tcW w:type="dxa" w:w="4104"/>
+            <w:vAlign w:val="center"/>
+            <w:tcMar>
+              <w:top w:w="105" w:type="dxa"/>
+              <w:bottom w:w="105" w:type="dxa"/>
+              <w:left w:w="145" w:type="dxa"/>
+              <w:right w:w="145" w:type="dxa"/>
+            </w:tcMar>
+            <w:shd w:fill="F7FAFC"/>
+          </w:tcPr>
+          <w:p>
+            <w:pPr>
+              <w:spacing w:before="40" w:after="40" w:line="341" w:lineRule="auto"/>
+              <w:jc w:val="left"/>
+            </w:pPr>
+            <w:r/>
+            <w:r>
+              <w:rPr>
+                <w:rFonts w:ascii="Times New Roman" w:hAnsi="Times New Roman" w:eastAsia="宋体"/>
+                <w:b w:val="0"/>
+                <w:color w:val="191919"/>
+                <w:sz w:val="19"/>
+              </w:rPr>
+              <w:t>严禁在剧本中写无法拍摄的抽象心理总结！必须将一切情绪转化为具体的物理动作、道具交互、空间走位与光影色温变化。</w:t>
+            </w:r>
+          </w:p>
+        </w:tc>
+        <w:tc>
+          <w:tcPr>
+            <w:tcW w:type="dxa" w:w="3600"/>
+            <w:vAlign w:val="center"/>
+            <w:tcMar>
+              <w:top w:w="105" w:type="dxa"/>
+              <w:bottom w:w="105" w:type="dxa"/>
+              <w:left w:w="145" w:type="dxa"/>
+              <w:right w:w="145" w:type="dxa"/>
+            </w:tcMar>
+            <w:shd w:fill="F7FAFC"/>
+          </w:tcPr>
+          <w:p>
+            <w:pPr>
+              <w:spacing w:before="40" w:after="40" w:line="341" w:lineRule="auto"/>
+              <w:jc w:val="left"/>
+            </w:pPr>
+            <w:r/>
+            <w:r>
+              <w:rPr>
+                <w:rFonts w:ascii="Times New Roman" w:hAnsi="Times New Roman" w:eastAsia="宋体"/>
+                <w:b w:val="0"/>
+                <w:color w:val="191919"/>
+                <w:sz w:val="19"/>
+              </w:rPr>
+              <w:t>【抽象心理转化的具体动作】：__</w:t>
+              <w:br/>
+              <w:t>【承载情绪的核心物理道具】：__</w:t>
+            </w:r>
+          </w:p>
+        </w:tc>
+      </w:tr>
+      <w:tr>
+        <w:tc>
+          <w:tcPr>
+            <w:tcW w:type="dxa" w:w="2664"/>
+            <w:vAlign w:val="center"/>
+            <w:tcMar>
+              <w:top w:w="105" w:type="dxa"/>
+              <w:bottom w:w="105" w:type="dxa"/>
+              <w:left w:w="145" w:type="dxa"/>
+              <w:right w:w="145" w:type="dxa"/>
+            </w:tcMar>
+          </w:tcPr>
+          <w:p>
+            <w:pPr>
+              <w:spacing w:before="40" w:after="40" w:line="341" w:lineRule="auto"/>
+              <w:jc w:val="left"/>
+            </w:pPr>
+            <w:r/>
+            <w:r>
+              <w:rPr>
+                <w:rFonts w:ascii="Times New Roman" w:hAnsi="Times New Roman" w:eastAsia="宋体"/>
+                <w:b/>
+                <w:color w:val="191919"/>
+                <w:sz w:val="19"/>
+              </w:rPr>
+              <w:t>3. 横向宽幅6列专业导演分镜脚本标准</w:t>
+            </w:r>
+          </w:p>
+        </w:tc>
+        <w:tc>
+          <w:tcPr>
+            <w:tcW w:type="dxa" w:w="4104"/>
+            <w:vAlign w:val="center"/>
+            <w:tcMar>
+              <w:top w:w="105" w:type="dxa"/>
+              <w:bottom w:w="105" w:type="dxa"/>
+              <w:left w:w="145" w:type="dxa"/>
+              <w:right w:w="145" w:type="dxa"/>
+            </w:tcMar>
+          </w:tcPr>
+          <w:p>
+            <w:pPr>
+              <w:spacing w:before="40" w:after="40" w:line="341" w:lineRule="auto"/>
+              <w:jc w:val="left"/>
+            </w:pPr>
+            <w:r/>
+            <w:r>
+              <w:rPr>
+                <w:rFonts w:ascii="Times New Roman" w:hAnsi="Times New Roman" w:eastAsia="宋体"/>
+                <w:b w:val="0"/>
+                <w:color w:val="191919"/>
+                <w:sz w:val="19"/>
+              </w:rPr>
+              <w:t>分镜脚本统一采用A4横向宽幅（11×8.5英寸），严格按【镜号与时长｜景别｜机位角度｜运镜方式｜画面内容与走位调度｜光影色温与同期声效】6列一对一转化文学剧本。</w:t>
+            </w:r>
+          </w:p>
+        </w:tc>
+        <w:tc>
+          <w:tcPr>
+            <w:tcW w:type="dxa" w:w="3600"/>
+            <w:vAlign w:val="center"/>
+            <w:tcMar>
+              <w:top w:w="105" w:type="dxa"/>
+              <w:bottom w:w="105" w:type="dxa"/>
+              <w:left w:w="145" w:type="dxa"/>
+              <w:right w:w="145" w:type="dxa"/>
+            </w:tcMar>
+          </w:tcPr>
+          <w:p>
+            <w:pPr>
+              <w:spacing w:before="40" w:after="40" w:line="341" w:lineRule="auto"/>
+              <w:jc w:val="left"/>
+            </w:pPr>
+            <w:r/>
+            <w:r>
+              <w:rPr>
+                <w:rFonts w:ascii="Times New Roman" w:hAnsi="Times New Roman" w:eastAsia="宋体"/>
+                <w:b w:val="0"/>
+                <w:color w:val="191919"/>
+                <w:sz w:val="19"/>
+              </w:rPr>
+              <w:t>□ 已采用横向宽幅6列标准排版</w:t>
+              <w:br/>
+              <w:t>□ 镜头总数与单集时长严密匹配</w:t>
+              <w:br/>
+              <w:t>□ 景别、运镜、K值色温逐镜标明</w:t>
+            </w:r>
+          </w:p>
+        </w:tc>
+      </w:tr>
+    </w:tbl>
     <w:sectPr>
       <w:pgSz w:w="12240" w:h="15840"/>
       <w:pgMar w:top="1080" w:right="936" w:bottom="1080" w:left="936" w:header="720" w:footer="720" w:gutter="0"/>
